--- a/Day2/Task2.docx
+++ b/Day2/Task2.docx
@@ -278,6 +278,7 @@
       <w:r>
         <w:rPr>
           <w:rFonts w:ascii="Times New Roman" w:hAnsi="Times New Roman" w:cs="Times New Roman"/>
+          <w:noProof/>
           <w:sz w:val="26"/>
           <w:szCs w:val="26"/>
           <w:lang w:val="vi-VN"/>
@@ -428,14 +429,16 @@
           <w:rFonts w:ascii="Times New Roman" w:hAnsi="Times New Roman" w:cs="Times New Roman"/>
           <w:sz w:val="26"/>
           <w:szCs w:val="26"/>
-          <w:lang w:val="vi-VN"/>
-        </w:rPr>
-      </w:pPr>
-      <w:r>
-        <w:rPr>
-          <w:rFonts w:ascii="Times New Roman" w:hAnsi="Times New Roman" w:cs="Times New Roman"/>
-          <w:sz w:val="26"/>
-          <w:szCs w:val="26"/>
+          <w:highlight w:val="yellow"/>
+          <w:lang w:val="vi-VN"/>
+        </w:rPr>
+      </w:pPr>
+      <w:r>
+        <w:rPr>
+          <w:rFonts w:ascii="Times New Roman" w:hAnsi="Times New Roman" w:cs="Times New Roman"/>
+          <w:sz w:val="26"/>
+          <w:szCs w:val="26"/>
+          <w:highlight w:val="yellow"/>
           <w:lang w:val="vi-VN"/>
         </w:rPr>
         <w:t>em: 1em = với kích cỡ của font hiện tại (font-size). Tương tự ta có 2em= 2 lần font,...</w:t>
@@ -500,17 +503,29 @@
           <w:rFonts w:ascii="Times New Roman" w:hAnsi="Times New Roman" w:cs="Times New Roman"/>
           <w:sz w:val="26"/>
           <w:szCs w:val="26"/>
-          <w:lang w:val="vi-VN"/>
-        </w:rPr>
-      </w:pPr>
-      <w:r>
-        <w:rPr>
-          <w:rFonts w:ascii="Times New Roman" w:hAnsi="Times New Roman" w:cs="Times New Roman"/>
-          <w:sz w:val="26"/>
-          <w:szCs w:val="26"/>
-          <w:lang w:val="vi-VN"/>
-        </w:rPr>
-        <w:t>rem: giá trị tương đối với font của thành phần gốc</w:t>
+          <w:highlight w:val="yellow"/>
+          <w:lang w:val="vi-VN"/>
+        </w:rPr>
+      </w:pPr>
+      <w:r>
+        <w:rPr>
+          <w:rFonts w:ascii="Times New Roman" w:hAnsi="Times New Roman" w:cs="Times New Roman"/>
+          <w:sz w:val="26"/>
+          <w:szCs w:val="26"/>
+          <w:highlight w:val="yellow"/>
+          <w:lang w:val="vi-VN"/>
+        </w:rPr>
+        <w:t xml:space="preserve">rem: giá trị tương đối với font của thành phần </w:t>
+      </w:r>
+      <w:r>
+        <w:rPr>
+          <w:rFonts w:ascii="Times New Roman" w:hAnsi="Times New Roman" w:cs="Times New Roman"/>
+          <w:sz w:val="26"/>
+          <w:szCs w:val="26"/>
+          <w:highlight w:val="yellow"/>
+          <w:lang w:val="vi-VN"/>
+        </w:rPr>
+        <w:t>gốc, sử dụng cho responsive (ví dụ với phiên bản laptop và phiên bản điện thoại thì font-size khác nhau</w:t>
       </w:r>
     </w:p>
     <w:p>
@@ -524,14 +539,16 @@
           <w:rFonts w:ascii="Times New Roman" w:hAnsi="Times New Roman" w:cs="Times New Roman"/>
           <w:sz w:val="26"/>
           <w:szCs w:val="26"/>
-          <w:lang w:val="vi-VN"/>
-        </w:rPr>
-      </w:pPr>
-      <w:r>
-        <w:rPr>
-          <w:rFonts w:ascii="Times New Roman" w:hAnsi="Times New Roman" w:cs="Times New Roman"/>
-          <w:sz w:val="26"/>
-          <w:szCs w:val="26"/>
+          <w:highlight w:val="yellow"/>
+          <w:lang w:val="vi-VN"/>
+        </w:rPr>
+      </w:pPr>
+      <w:r>
+        <w:rPr>
+          <w:rFonts w:ascii="Times New Roman" w:hAnsi="Times New Roman" w:cs="Times New Roman"/>
+          <w:sz w:val="26"/>
+          <w:szCs w:val="26"/>
+          <w:highlight w:val="yellow"/>
           <w:lang w:val="vi-VN"/>
         </w:rPr>
         <w:t>vw: 1vw = 1% của chiều rộng cửa sổ khung hình</w:t>
@@ -596,17 +613,39 @@
           <w:rFonts w:ascii="Times New Roman" w:hAnsi="Times New Roman" w:cs="Times New Roman"/>
           <w:sz w:val="26"/>
           <w:szCs w:val="26"/>
-          <w:lang w:val="vi-VN"/>
-        </w:rPr>
-      </w:pPr>
-      <w:r>
-        <w:rPr>
-          <w:rFonts w:ascii="Times New Roman" w:hAnsi="Times New Roman" w:cs="Times New Roman"/>
-          <w:sz w:val="26"/>
-          <w:szCs w:val="26"/>
-          <w:lang w:val="vi-VN"/>
-        </w:rPr>
-        <w:t>vmax: 1vmax = 1% của khung nhìn nhỏ nhất</w:t>
+          <w:highlight w:val="yellow"/>
+          <w:lang w:val="vi-VN"/>
+        </w:rPr>
+      </w:pPr>
+      <w:r>
+        <w:rPr>
+          <w:rFonts w:ascii="Times New Roman" w:hAnsi="Times New Roman" w:cs="Times New Roman"/>
+          <w:sz w:val="26"/>
+          <w:szCs w:val="26"/>
+          <w:highlight w:val="yellow"/>
+          <w:lang w:val="vi-VN"/>
+        </w:rPr>
+        <w:t xml:space="preserve">vmax: 1vmax = 1% của khung nhìn </w:t>
+      </w:r>
+      <w:r>
+        <w:rPr>
+          <w:rFonts w:ascii="Times New Roman" w:hAnsi="Times New Roman" w:cs="Times New Roman"/>
+          <w:sz w:val="26"/>
+          <w:szCs w:val="26"/>
+          <w:highlight w:val="yellow"/>
+          <w:lang w:val="vi-VN"/>
+        </w:rPr>
+        <w:t>to</w:t>
+      </w:r>
+      <w:r>
+        <w:rPr>
+          <w:rFonts w:ascii="Times New Roman" w:hAnsi="Times New Roman" w:cs="Times New Roman"/>
+          <w:sz w:val="26"/>
+          <w:szCs w:val="26"/>
+          <w:highlight w:val="yellow"/>
+          <w:lang w:val="vi-VN"/>
+        </w:rPr>
+        <w:t xml:space="preserve"> nhất</w:t>
       </w:r>
     </w:p>
     <w:p>
@@ -620,14 +659,16 @@
           <w:rFonts w:ascii="Times New Roman" w:hAnsi="Times New Roman" w:cs="Times New Roman"/>
           <w:sz w:val="26"/>
           <w:szCs w:val="26"/>
-          <w:lang w:val="vi-VN"/>
-        </w:rPr>
-      </w:pPr>
-      <w:r>
-        <w:rPr>
-          <w:rFonts w:ascii="Times New Roman" w:hAnsi="Times New Roman" w:cs="Times New Roman"/>
-          <w:sz w:val="26"/>
-          <w:szCs w:val="26"/>
+          <w:highlight w:val="yellow"/>
+          <w:lang w:val="vi-VN"/>
+        </w:rPr>
+      </w:pPr>
+      <w:r>
+        <w:rPr>
+          <w:rFonts w:ascii="Times New Roman" w:hAnsi="Times New Roman" w:cs="Times New Roman"/>
+          <w:sz w:val="26"/>
+          <w:szCs w:val="26"/>
+          <w:highlight w:val="yellow"/>
           <w:lang w:val="vi-VN"/>
         </w:rPr>
         <w:lastRenderedPageBreak/>
@@ -747,14 +788,16 @@
           <w:rFonts w:ascii="Times New Roman" w:hAnsi="Times New Roman" w:cs="Times New Roman"/>
           <w:sz w:val="26"/>
           <w:szCs w:val="26"/>
-          <w:lang w:val="vi-VN"/>
-        </w:rPr>
-      </w:pPr>
-      <w:r>
-        <w:rPr>
-          <w:rFonts w:ascii="Times New Roman" w:hAnsi="Times New Roman" w:cs="Times New Roman"/>
-          <w:sz w:val="26"/>
-          <w:szCs w:val="26"/>
+          <w:highlight w:val="yellow"/>
+          <w:lang w:val="vi-VN"/>
+        </w:rPr>
+      </w:pPr>
+      <w:r>
+        <w:rPr>
+          <w:rFonts w:ascii="Times New Roman" w:hAnsi="Times New Roman" w:cs="Times New Roman"/>
+          <w:sz w:val="26"/>
+          <w:szCs w:val="26"/>
+          <w:highlight w:val="yellow"/>
           <w:lang w:val="vi-VN"/>
         </w:rPr>
         <w:t>px: pixels (1px = 1/96th of 1in)</w:t>
@@ -1774,6 +1817,7 @@
   <w:style w:type="character" w:default="1" w:styleId="DefaultParagraphFont">
     <w:name w:val="Default Paragraph Font"/>
     <w:uiPriority w:val="1"/>
+    <w:semiHidden/>
     <w:unhideWhenUsed/>
   </w:style>
   <w:style w:type="table" w:default="1" w:styleId="TableNormal">
